--- a/klagomål/A 59971-2025 FSC-klagomål.docx
+++ b/klagomål/A 59971-2025 FSC-klagomål.docx
@@ -1116,7 +1116,7 @@
     <w:r>
       <w:tab/>
       <w:tab/>
-      <w:t>2025-12-03</w:t>
+      <w:t>2025-12-04</w:t>
       <w:br/>
       <w:br/>
     </w:r>

--- a/klagomål/A 59971-2025 FSC-klagomål.docx
+++ b/klagomål/A 59971-2025 FSC-klagomål.docx
@@ -1116,7 +1116,7 @@
     <w:r>
       <w:tab/>
       <w:tab/>
-      <w:t>2025-12-04</w:t>
+      <w:t>2025-12-05</w:t>
       <w:br/>
       <w:br/>
     </w:r>

--- a/klagomål/A 59971-2025 FSC-klagomål.docx
+++ b/klagomål/A 59971-2025 FSC-klagomål.docx
@@ -1116,7 +1116,7 @@
     <w:r>
       <w:tab/>
       <w:tab/>
-      <w:t>2025-12-05</w:t>
+      <w:t>2025-12-06</w:t>
       <w:br/>
       <w:br/>
     </w:r>

--- a/klagomål/A 59971-2025 FSC-klagomål.docx
+++ b/klagomål/A 59971-2025 FSC-klagomål.docx
@@ -1116,7 +1116,7 @@
     <w:r>
       <w:tab/>
       <w:tab/>
-      <w:t>2025-12-06</w:t>
+      <w:t>2025-12-07</w:t>
       <w:br/>
       <w:br/>
     </w:r>

--- a/klagomål/A 59971-2025 FSC-klagomål.docx
+++ b/klagomål/A 59971-2025 FSC-klagomål.docx
@@ -1116,7 +1116,7 @@
     <w:r>
       <w:tab/>
       <w:tab/>
-      <w:t>2025-12-07</w:t>
+      <w:t>2025-12-08</w:t>
       <w:br/>
       <w:br/>
     </w:r>

--- a/klagomål/A 59971-2025 FSC-klagomål.docx
+++ b/klagomål/A 59971-2025 FSC-klagomål.docx
@@ -1116,7 +1116,7 @@
     <w:r>
       <w:tab/>
       <w:tab/>
-      <w:t>2025-12-08</w:t>
+      <w:t>2025-12-09</w:t>
       <w:br/>
       <w:br/>
     </w:r>

--- a/klagomål/A 59971-2025 FSC-klagomål.docx
+++ b/klagomål/A 59971-2025 FSC-klagomål.docx
@@ -1116,7 +1116,7 @@
     <w:r>
       <w:tab/>
       <w:tab/>
-      <w:t>2025-12-09</w:t>
+      <w:t>2025-12-10</w:t>
       <w:br/>
       <w:br/>
     </w:r>

--- a/klagomål/A 59971-2025 FSC-klagomål.docx
+++ b/klagomål/A 59971-2025 FSC-klagomål.docx
@@ -1116,7 +1116,7 @@
     <w:r>
       <w:tab/>
       <w:tab/>
-      <w:t>2025-12-10</w:t>
+      <w:t>2025-12-11</w:t>
       <w:br/>
       <w:br/>
     </w:r>

--- a/klagomål/A 59971-2025 FSC-klagomål.docx
+++ b/klagomål/A 59971-2025 FSC-klagomål.docx
@@ -1116,7 +1116,7 @@
     <w:r>
       <w:tab/>
       <w:tab/>
-      <w:t>2025-12-11</w:t>
+      <w:t>2025-12-12</w:t>
       <w:br/>
       <w:br/>
     </w:r>

--- a/klagomål/A 59971-2025 FSC-klagomål.docx
+++ b/klagomål/A 59971-2025 FSC-klagomål.docx
@@ -1116,7 +1116,7 @@
     <w:r>
       <w:tab/>
       <w:tab/>
-      <w:t>2025-12-12</w:t>
+      <w:t>2025-12-13</w:t>
       <w:br/>
       <w:br/>
     </w:r>

--- a/klagomål/A 59971-2025 FSC-klagomål.docx
+++ b/klagomål/A 59971-2025 FSC-klagomål.docx
@@ -1116,7 +1116,7 @@
     <w:r>
       <w:tab/>
       <w:tab/>
-      <w:t>2025-12-19</w:t>
+      <w:t>2025-12-20</w:t>
       <w:br/>
       <w:br/>
     </w:r>

--- a/klagomål/A 59971-2025 FSC-klagomål.docx
+++ b/klagomål/A 59971-2025 FSC-klagomål.docx
@@ -1116,7 +1116,7 @@
     <w:r>
       <w:tab/>
       <w:tab/>
-      <w:t>2025-12-20</w:t>
+      <w:t>2025-12-21</w:t>
       <w:br/>
       <w:br/>
     </w:r>

--- a/klagomål/A 59971-2025 FSC-klagomål.docx
+++ b/klagomål/A 59971-2025 FSC-klagomål.docx
@@ -1116,7 +1116,7 @@
     <w:r>
       <w:tab/>
       <w:tab/>
-      <w:t>2025-12-21</w:t>
+      <w:t>2025-12-22</w:t>
       <w:br/>
       <w:br/>
     </w:r>

--- a/klagomål/A 59971-2025 FSC-klagomål.docx
+++ b/klagomål/A 59971-2025 FSC-klagomål.docx
@@ -1116,7 +1116,7 @@
     <w:r>
       <w:tab/>
       <w:tab/>
-      <w:t>2025-12-22</w:t>
+      <w:t>2025-12-26</w:t>
       <w:br/>
       <w:br/>
     </w:r>

--- a/klagomål/A 59971-2025 FSC-klagomål.docx
+++ b/klagomål/A 59971-2025 FSC-klagomål.docx
@@ -1116,7 +1116,7 @@
     <w:r>
       <w:tab/>
       <w:tab/>
-      <w:t>2026-01-07</w:t>
+      <w:t>2026-01-08</w:t>
       <w:br/>
       <w:br/>
     </w:r>

--- a/klagomål/A 59971-2025 FSC-klagomål.docx
+++ b/klagomål/A 59971-2025 FSC-klagomål.docx
@@ -1116,7 +1116,7 @@
     <w:r>
       <w:tab/>
       <w:tab/>
-      <w:t>2026-01-08</w:t>
+      <w:t>2026-01-09</w:t>
       <w:br/>
       <w:br/>
     </w:r>

--- a/klagomål/A 59971-2025 FSC-klagomål.docx
+++ b/klagomål/A 59971-2025 FSC-klagomål.docx
@@ -1116,7 +1116,7 @@
     <w:r>
       <w:tab/>
       <w:tab/>
-      <w:t>2026-01-09</w:t>
+      <w:t>2026-01-10</w:t>
       <w:br/>
       <w:br/>
     </w:r>

--- a/klagomål/A 59971-2025 FSC-klagomål.docx
+++ b/klagomål/A 59971-2025 FSC-klagomål.docx
@@ -1116,7 +1116,7 @@
     <w:r>
       <w:tab/>
       <w:tab/>
-      <w:t>2026-01-10</w:t>
+      <w:t>2026-01-11</w:t>
       <w:br/>
       <w:br/>
     </w:r>

--- a/klagomål/A 59971-2025 FSC-klagomål.docx
+++ b/klagomål/A 59971-2025 FSC-klagomål.docx
@@ -1116,7 +1116,7 @@
     <w:r>
       <w:tab/>
       <w:tab/>
-      <w:t>2026-01-11</w:t>
+      <w:t>2026-01-12</w:t>
       <w:br/>
       <w:br/>
     </w:r>

--- a/klagomål/A 59971-2025 FSC-klagomål.docx
+++ b/klagomål/A 59971-2025 FSC-klagomål.docx
@@ -1116,7 +1116,7 @@
     <w:r>
       <w:tab/>
       <w:tab/>
-      <w:t>2026-01-12</w:t>
+      <w:t>2026-01-13</w:t>
       <w:br/>
       <w:br/>
     </w:r>

--- a/klagomål/A 59971-2025 FSC-klagomål.docx
+++ b/klagomål/A 59971-2025 FSC-klagomål.docx
@@ -1116,7 +1116,7 @@
     <w:r>
       <w:tab/>
       <w:tab/>
-      <w:t>2026-01-13</w:t>
+      <w:t>2026-01-14</w:t>
       <w:br/>
       <w:br/>
     </w:r>

--- a/klagomål/A 59971-2025 FSC-klagomål.docx
+++ b/klagomål/A 59971-2025 FSC-klagomål.docx
@@ -1116,7 +1116,7 @@
     <w:r>
       <w:tab/>
       <w:tab/>
-      <w:t>2026-01-14</w:t>
+      <w:t>2026-01-15</w:t>
       <w:br/>
       <w:br/>
     </w:r>

--- a/klagomål/A 59971-2025 FSC-klagomål.docx
+++ b/klagomål/A 59971-2025 FSC-klagomål.docx
@@ -1116,7 +1116,7 @@
     <w:r>
       <w:tab/>
       <w:tab/>
-      <w:t>2026-01-15</w:t>
+      <w:t>2026-01-16</w:t>
       <w:br/>
       <w:br/>
     </w:r>

--- a/klagomål/A 59971-2025 FSC-klagomål.docx
+++ b/klagomål/A 59971-2025 FSC-klagomål.docx
@@ -1116,7 +1116,7 @@
     <w:r>
       <w:tab/>
       <w:tab/>
-      <w:t>2026-01-16</w:t>
+      <w:t>2026-01-17</w:t>
       <w:br/>
       <w:br/>
     </w:r>

--- a/klagomål/A 59971-2025 FSC-klagomål.docx
+++ b/klagomål/A 59971-2025 FSC-klagomål.docx
@@ -1116,7 +1116,7 @@
     <w:r>
       <w:tab/>
       <w:tab/>
-      <w:t>2026-01-17</w:t>
+      <w:t>2026-01-18</w:t>
       <w:br/>
       <w:br/>
     </w:r>

--- a/klagomål/A 59971-2025 FSC-klagomål.docx
+++ b/klagomål/A 59971-2025 FSC-klagomål.docx
@@ -1116,7 +1116,7 @@
     <w:r>
       <w:tab/>
       <w:tab/>
-      <w:t>2026-01-18</w:t>
+      <w:t>2026-01-19</w:t>
       <w:br/>
       <w:br/>
     </w:r>

--- a/klagomål/A 59971-2025 FSC-klagomål.docx
+++ b/klagomål/A 59971-2025 FSC-klagomål.docx
@@ -1116,7 +1116,7 @@
     <w:r>
       <w:tab/>
       <w:tab/>
-      <w:t>2026-01-19</w:t>
+      <w:t>2026-01-20</w:t>
       <w:br/>
       <w:br/>
     </w:r>

--- a/klagomål/A 59971-2025 FSC-klagomål.docx
+++ b/klagomål/A 59971-2025 FSC-klagomål.docx
@@ -1116,7 +1116,7 @@
     <w:r>
       <w:tab/>
       <w:tab/>
-      <w:t>2026-01-20</w:t>
+      <w:t>2026-01-21</w:t>
       <w:br/>
       <w:br/>
     </w:r>

--- a/klagomål/A 59971-2025 FSC-klagomål.docx
+++ b/klagomål/A 59971-2025 FSC-klagomål.docx
@@ -1116,7 +1116,7 @@
     <w:r>
       <w:tab/>
       <w:tab/>
-      <w:t>2026-01-21</w:t>
+      <w:t>2026-01-23</w:t>
       <w:br/>
       <w:br/>
     </w:r>

--- a/klagomål/A 59971-2025 FSC-klagomål.docx
+++ b/klagomål/A 59971-2025 FSC-klagomål.docx
@@ -1116,7 +1116,7 @@
     <w:r>
       <w:tab/>
       <w:tab/>
-      <w:t>2026-01-23</w:t>
+      <w:t>2026-01-24</w:t>
       <w:br/>
       <w:br/>
     </w:r>

--- a/klagomål/A 59971-2025 FSC-klagomål.docx
+++ b/klagomål/A 59971-2025 FSC-klagomål.docx
@@ -1116,7 +1116,7 @@
     <w:r>
       <w:tab/>
       <w:tab/>
-      <w:t>2026-01-24</w:t>
+      <w:t>2026-01-25</w:t>
       <w:br/>
       <w:br/>
     </w:r>

--- a/klagomål/A 59971-2025 FSC-klagomål.docx
+++ b/klagomål/A 59971-2025 FSC-klagomål.docx
@@ -1116,7 +1116,7 @@
     <w:r>
       <w:tab/>
       <w:tab/>
-      <w:t>2026-01-25</w:t>
+      <w:t>2026-01-26</w:t>
       <w:br/>
       <w:br/>
     </w:r>

--- a/klagomål/A 59971-2025 FSC-klagomål.docx
+++ b/klagomål/A 59971-2025 FSC-klagomål.docx
@@ -1116,7 +1116,7 @@
     <w:r>
       <w:tab/>
       <w:tab/>
-      <w:t>2026-01-26</w:t>
+      <w:t>2026-01-27</w:t>
       <w:br/>
       <w:br/>
     </w:r>

--- a/klagomål/A 59971-2025 FSC-klagomål.docx
+++ b/klagomål/A 59971-2025 FSC-klagomål.docx
@@ -1116,7 +1116,7 @@
     <w:r>
       <w:tab/>
       <w:tab/>
-      <w:t>2026-01-27</w:t>
+      <w:t>2026-01-28</w:t>
       <w:br/>
       <w:br/>
     </w:r>

--- a/klagomål/A 59971-2025 FSC-klagomål.docx
+++ b/klagomål/A 59971-2025 FSC-klagomål.docx
@@ -112,7 +112,7 @@
         <w:pStyle w:val="ListBullet"/>
       </w:pPr>
       <w:r>
-        <w:t>Om ett ombud (tex Norra skog eller Mellanskog) avverkningsanmäler en skog med naturvärden motsvarande nyckelbiotops kvalité men markägaren inte är FSC certifierad, bör du skicka in ett FSC kontrollerat virke klagomål. Då ska klagomålet skickas till ombudsföretaget.</w:t>
+        <w:t>Om ett ombud (tex Norra skog eller Mellanskog) avverkningsanmäler en skog med naturvärden motsvarande nyckelbiotops kvalitet men markägaren inte är FSC certifierad, bör du skicka in ett FSC kontrollerat virke klagomål. Då ska klagomålet skickas till ombudsföretaget.</w:t>
       </w:r>
     </w:p>
     <w:p>
@@ -251,10 +251,39 @@
         <w:rPr>
           <w:b/>
         </w:rPr>
+        <w:t>Dropptaggsvamp</w:t>
+      </w:r>
+      <w:r>
+        <w:t xml:space="preserve"> bildar mykorrhiza med tall, huvudsakligen i äldre skog. Total population i landet bedöms ha minskat och fortsatt minska på grund av slutavverkningar och förhöja kvävenivåer i marken som en följd av skogsgödsling. Dropptaggsvamp är typisk art för </w:t>
+      </w:r>
+      <w:r>
+        <w:rPr>
+          <w:i/>
+        </w:rPr>
+        <w:t xml:space="preserve">9010 Taiga </w:t>
+      </w:r>
+      <w:r>
+        <w:t>(SLU Artdatabanken, 2025).</w:t>
+      </w:r>
+    </w:p>
+    <w:p>
+      <w:r>
+        <w:rPr>
+          <w:b/>
+        </w:rPr>
         <w:t xml:space="preserve">Motaggsvamp (NT) </w:t>
       </w:r>
       <w:r>
-        <w:t>bildar mykorrhiza med tall i tallskog och hittas huvudsakligen i äldre, glesare skogsbestånd och hällmarksimpediment. Arten hotas främst av skogsavverkning och tycks försvinna efter slutavverkning, markberedning och plantering (SLU Artdatabanken, 2024).</w:t>
+        <w:t xml:space="preserve">bildar mykorrhiza med tall i tallskog och hittas huvudsakligen i äldre, glesare skogsbestånd och hällmarksimpediment. Arten hotas främst av skogsavverkning och tycks försvinna efter slutavverkning, markberedning och plantering. Motaggsvamp är typisk art för </w:t>
+      </w:r>
+      <w:r>
+        <w:rPr>
+          <w:i/>
+        </w:rPr>
+        <w:t>9010 Taiga</w:t>
+      </w:r>
+      <w:r>
+        <w:t xml:space="preserve"> (SLU Artdatabanken, 2024).</w:t>
       </w:r>
     </w:p>
     <w:p>
@@ -292,7 +321,16 @@
         <w:t>Lavskrika (§4)</w:t>
       </w:r>
       <w:r>
-        <w:t>, prioriterad art i Skogsvårdslagen, är en mycket stationär fågel, som häckar i äldre, slutna och hänglavsrika barrskogar. Reviren är livslånga med hemområden som varierar mellan 50 och 150 ha. Inom ett revir av hög kvalitet finns det som regel ett eller flera kärnområden (1–20 ha) med relativt tät flerskiktad granskog. Arten missgynnas när flerskiktad skog omförs till enskiktade bestånd och även röjning och hård gallring är starkt negativt. Lavskrikan har relativt stora hemområden och försvinner när den äldre skogen fragmenteras, särskilt allvarligt är när kärnområdena avverkas. (Skogsstyrelsen 2016). Populationen har minskat med 20–40 % de senaste 30 åren. Arten försvinner successivt framför allt vid dess utbredningsgränser (SLU Artdatabanken, 2021).</w:t>
+        <w:t xml:space="preserve">, som är typisk art för </w:t>
+      </w:r>
+      <w:r>
+        <w:rPr>
+          <w:i/>
+        </w:rPr>
+        <w:t>9010 Taiga</w:t>
+      </w:r>
+      <w:r>
+        <w:t xml:space="preserve"> och prioriterad art i Skogsvårdslagen, är en mycket stationär fågel, som häckar i äldre, slutna och hänglavsrika barrskogar. Reviren är livslånga med hemområden som varierar mellan 50 och 150 ha. Inom ett revir av hög kvalitet finns det som regel ett eller flera kärnområden (1–20 ha) med relativt tät flerskiktad granskog. Arten missgynnas när flerskiktad skog omförs till enskiktade bestånd och även röjning och hård gallring är starkt negativt. Lavskrikan har relativt stora hemområden och försvinner när den äldre skogen fragmenteras, särskilt allvarligt är när kärnområdena avverkas. (Skogsstyrelsen 2016). Populationen har minskat med 20–40 % de senaste 30 åren. Arten försvinner successivt framför allt vid dess utbredningsgränser (SLU Artdatabanken, 2021).</w:t>
       </w:r>
     </w:p>
     <w:p>
@@ -314,7 +352,25 @@
         <w:t>Tretåig hackspett (NT, §4)</w:t>
       </w:r>
       <w:r>
-        <w:t xml:space="preserve"> är rödlistad som nära hotad och ingår i bilaga 1 i EU:s fågeldirektiv. Tretåig hackspett är för sin överlevnad beroende av kontinuerlig tillförsel av äldre döende och död ved, som sker genom naturliga självgallringsprocesser i äldre grannaturskogar och barrblandade naturskogar. Om en skog genom skogsbruk gallras eller glesas ur så upphör och uteblir i stort sett den naturliga självgallringsprocessen för mycket lång tid framöver vilket omöjliggör upprätthållandet av den kontinuerliga ekologiska funktionen i ett område. Det finns studier som visar att naturskogens självgallringsprocess som den tretåiga hackspetten är beroende av, inte kan ersättas med efterlämnad hänsyn i skogsbruket (Imbeau &amp; Desrochers, 2002). Storleken på häckningsreviret varierar med skogstypen, förekomsten av död ved och graden av fragmentering, men är i allmänhet i storleksordningen 25–100 hektar. Vintertid krävs ofta betydligt större områden och det finns studier som antyder att arten behöver minst 100 hektar äldre skog. I områden med låg bonitet kan det behövas över 200 hektar lämpligt habitat för att ett par ska kunna reproducera sig. Områden med dokumenterad permanent förekomst i naturskogsmiljöer har vanligen så stora naturvärden att skogsbruk är olämpligt (Skogsstyrelsen, 2016).</w:t>
+        <w:t xml:space="preserve"> är rödlistad som nära hotad och ingår i bilaga 1 i EU:s fågeldirektiv. Tretåig hackspett är för sin överlevnad beroende av kontinuerlig tillförsel av äldre döende och död ved, som sker genom naturliga självgallringsprocesser i äldre grannaturskogar och barrblandade naturskogar. Om en skog genom skogsbruk gallras eller glesas ur så upphör och uteblir i stort sett den naturliga självgallringsprocessen för mycket lång tid framöver vilket omöjliggör upprätthållandet av den kontinuerliga ekologiska funktionen i ett område. Det finns studier som visar att naturskogens självgallringsprocess som den tretåiga hackspetten är beroende av, inte kan ersättas med efterlämnad hänsyn i skogsbruket (Imbeau &amp; Desrochers, 2002). Storleken på häckningsreviret varierar med skogstypen, förekomsten av död ved och graden av fragmentering, men är i allmänhet i storleksordningen 25–100 hektar. Vintertid krävs ofta betydligt större områden och det finns studier som antyder att arten behöver minst 100 hektar äldre skog. I områden med låg bonitet kan det behövas över 200 hektar lämpligt habitat för att ett par ska kunna reproducera sig. Områden med dokumenterad permanent förekomst i naturskogsmiljöer har vanligen så stora naturvärden att skogsbruk är olämpligt. Tretåig hackspett är typisk art för </w:t>
+      </w:r>
+      <w:r>
+        <w:rPr>
+          <w:i/>
+        </w:rPr>
+        <w:t xml:space="preserve">9010 Taiga, 9740 Skogsbevuxen myr, 9030 Landhöjningsskog </w:t>
+      </w:r>
+      <w:r>
+        <w:t xml:space="preserve">och </w:t>
+      </w:r>
+      <w:r>
+        <w:rPr>
+          <w:i/>
+        </w:rPr>
+        <w:t>9040 Fjällbjörkskog</w:t>
+      </w:r>
+      <w:r>
+        <w:t xml:space="preserve"> (Skogsstyrelsen, 2016; SLU Artdatabanken, 2024).</w:t>
       </w:r>
     </w:p>
     <w:p>
@@ -638,7 +694,16 @@
     </w:p>
     <w:p>
       <w:r>
-        <w:t>Lavskrikan är fridlyst enligt 4 § artskyddsförordningen (2007:845) och ingår i förteckningen över prioriterade arter i Skogsstyrelsens föreskrifter och allmänna råd (SKSFS 2011:7) bilaga 4.</w:t>
+        <w:t xml:space="preserve">Lavskrika är typisk art för </w:t>
+      </w:r>
+      <w:r>
+        <w:rPr>
+          <w:i/>
+        </w:rPr>
+        <w:t>9010 Taiga</w:t>
+      </w:r>
+      <w:r>
+        <w:t>, fridlyst enligt 4 § artskyddsförordningen (2007:845) och ingår i förteckningen över prioriterade arter i Skogsstyrelsens föreskrifter och allmänna råd (SKSFS 2011:7) bilaga 4.</w:t>
       </w:r>
     </w:p>
     <w:p>
@@ -850,7 +915,16 @@
         <w:rPr>
           <w:i/>
         </w:rPr>
-        <w:t>“Områden med dokumenterad permanent förekomst i naturskogsmiljöer har vanligen så stora naturvärden att skogsbruk är olämpligt”.</w:t>
+        <w:t>“Områden med dokumenterad permanent förekomst i naturskogsmiljöer har vanligen så stora naturvärden att skogsbruk är olämpligt”</w:t>
+      </w:r>
+      <w:r>
+        <w:t xml:space="preserve"> (SLU Artdatabanken, 2024; Skogsstyrelsen, 2016)</w:t>
+      </w:r>
+      <w:r>
+        <w:rPr>
+          <w:i/>
+        </w:rPr>
+        <w:t>.</w:t>
       </w:r>
     </w:p>
     <w:p>
@@ -860,12 +934,30 @@
     </w:p>
     <w:p>
       <w:r>
-        <w:t>Permanenta revir av tretåig hackspett karaktäriseras ofta av artens typiska ringformigt ordnade hackmärken på framför allt gamla granar. För att säkerställa att inte revir av tretåig hackspett drabbas av avverkningsplanerna bör en inventering göras i området både under häckningstid och under vintern, då arten utnyttjar betydligt större områden än under sommarens häckningsrevir. Storleken på häckningsreviret varierar med skogstypen, förekomsten av död ved och graden av fragmentering, men är i allmänhet i storleksordningen 25–100 hektar.</w:t>
+        <w:t>Permanenta revir av tretåig hackspett karaktäriseras ofta av artens typiska ringformigt ordnade hackmärken på framför allt gamla granar. För att säkerställa att inte revir av tretåig hackspett drabbas av avverkningsplanerna bör en inventering göras i området både under häckningstid och under vintern, då arten utnyttjar betydligt större områden än under sommarens häckningsrevir. Storleken på häckningsreviret varierar med skogstypen, förekomsten av död ved och graden av fragmentering, men är i allmänhet i storleksordningen 25–100 hektar (SLU Artdatabanken, 2024; Skogsstyrelsen, 2016).</w:t>
       </w:r>
     </w:p>
     <w:p>
       <w:r>
-        <w:t>Förutom fridlysning enligt §4 Artskyddsförordningen är tretåig hackspett även förtecknad i EU:s fågeldirektiv bilaga 1. Den ingår också i Natura 2000 och är förtecknad i Bernkonventionen bilaga II (strikt skyddade djurarter).</w:t>
+        <w:t xml:space="preserve">Förutom fridlysning enligt §4 Artskyddsförordningen är tretåig hackspett även förtecknad i EU:s fågeldirektiv bilaga 1. Den är typisk art för </w:t>
+      </w:r>
+      <w:r>
+        <w:rPr>
+          <w:i/>
+        </w:rPr>
+        <w:t xml:space="preserve">9010 Taiga, 9740 Skogsbevuxen myr, 9030 Landhöjningsskog </w:t>
+      </w:r>
+      <w:r>
+        <w:t xml:space="preserve">och </w:t>
+      </w:r>
+      <w:r>
+        <w:rPr>
+          <w:i/>
+        </w:rPr>
+        <w:t>9040 Fjällbjörkskog</w:t>
+      </w:r>
+      <w:r>
+        <w:t xml:space="preserve"> samt ingår i Natura 2000 och är förtecknad i Bernkonventionen bilaga II (strikt skyddade djurarter) (SLU Artdatabanken, 2024; Skogsstyrelsen, 2016).</w:t>
       </w:r>
     </w:p>
     <w:p>
@@ -887,7 +979,7 @@
         <w:t xml:space="preserve">Förekomst av tretåig hackspett Picoides tridactylus på bestånds- och landskapsnivå. </w:t>
       </w:r>
       <w:r>
-        <w:t>Ornis Svecica 6: 107–119</w:t>
+        <w:t>Ornis Svecica 6: 107–119.</w:t>
       </w:r>
     </w:p>
     <w:p>
@@ -901,7 +993,7 @@
         <w:t xml:space="preserve">Dead wood threshold values for the three-toed woodpecker presence in boreal and sub-Alpine forest. </w:t>
       </w:r>
       <w:r>
-        <w:t>Biological conservation 119(3): 305–318</w:t>
+        <w:t>Biological conservation 119(3): 305–318.</w:t>
       </w:r>
     </w:p>
     <w:p>
@@ -940,10 +1032,21 @@
         <w:rPr>
           <w:i/>
         </w:rPr>
-        <w:t xml:space="preserve">Vägledning för hänsyn till fåglar – Tretåig hackspett. </w:t>
-      </w:r>
-      <w:r>
-        <w:t>www.skogsstyrelsen.se</w:t>
+        <w:t>Vägledning för hänsyn till fåglar – Tretåig hackspett.</w:t>
+      </w:r>
+    </w:p>
+    <w:p>
+      <w:r>
+        <w:t xml:space="preserve">SLU Artdatabanken, 2024. </w:t>
+      </w:r>
+      <w:r>
+        <w:rPr>
+          <w:i/>
+        </w:rPr>
+        <w:t xml:space="preserve">Artfaktablad. Naturvård – artfakta. </w:t>
+      </w:r>
+      <w:r>
+        <w:t>SLU Artdatabanken, Uppsala.</w:t>
       </w:r>
     </w:p>
     <w:p>
@@ -971,7 +1074,7 @@
         <w:t xml:space="preserve">Population trends of forest birds in a Finnish Lapland landscape of large habitat blocks – Consequences of stochastic environmental variation or regional habitat alteration. </w:t>
       </w:r>
       <w:r>
-        <w:t>Biological conservation 56(2): 223–240</w:t>
+        <w:t>Biological conservation 56(2): 223–240.</w:t>
       </w:r>
     </w:p>
     <w:p>
@@ -1116,7 +1219,7 @@
     <w:r>
       <w:tab/>
       <w:tab/>
-      <w:t>2026-01-28</w:t>
+      <w:t>2026-01-29</w:t>
       <w:br/>
       <w:br/>
     </w:r>

--- a/klagomål/A 59971-2025 FSC-klagomål.docx
+++ b/klagomål/A 59971-2025 FSC-klagomål.docx
@@ -1219,7 +1219,7 @@
     <w:r>
       <w:tab/>
       <w:tab/>
-      <w:t>2026-01-29</w:t>
+      <w:t>2026-01-30</w:t>
       <w:br/>
       <w:br/>
     </w:r>

--- a/klagomål/A 59971-2025 FSC-klagomål.docx
+++ b/klagomål/A 59971-2025 FSC-klagomål.docx
@@ -1219,7 +1219,7 @@
     <w:r>
       <w:tab/>
       <w:tab/>
-      <w:t>2026-01-30</w:t>
+      <w:t>2026-01-31</w:t>
       <w:br/>
       <w:br/>
     </w:r>

--- a/klagomål/A 59971-2025 FSC-klagomål.docx
+++ b/klagomål/A 59971-2025 FSC-klagomål.docx
@@ -1219,7 +1219,7 @@
     <w:r>
       <w:tab/>
       <w:tab/>
-      <w:t>2026-02-28</w:t>
+      <w:t>2026-03-01</w:t>
       <w:br/>
       <w:br/>
     </w:r>

--- a/klagomål/A 59971-2025 FSC-klagomål.docx
+++ b/klagomål/A 59971-2025 FSC-klagomål.docx
@@ -1219,7 +1219,7 @@
     <w:r>
       <w:tab/>
       <w:tab/>
-      <w:t>2026-03-01</w:t>
+      <w:t>2026-03-02</w:t>
       <w:br/>
       <w:br/>
     </w:r>

--- a/klagomål/A 59971-2025 FSC-klagomål.docx
+++ b/klagomål/A 59971-2025 FSC-klagomål.docx
@@ -1219,7 +1219,7 @@
     <w:r>
       <w:tab/>
       <w:tab/>
-      <w:t>2026-03-02</w:t>
+      <w:t>2026-03-03</w:t>
       <w:br/>
       <w:br/>
     </w:r>

--- a/klagomål/A 59971-2025 FSC-klagomål.docx
+++ b/klagomål/A 59971-2025 FSC-klagomål.docx
@@ -1219,7 +1219,7 @@
     <w:r>
       <w:tab/>
       <w:tab/>
-      <w:t>2026-03-03</w:t>
+      <w:t>2026-03-04</w:t>
       <w:br/>
       <w:br/>
     </w:r>

--- a/klagomål/A 59971-2025 FSC-klagomål.docx
+++ b/klagomål/A 59971-2025 FSC-klagomål.docx
@@ -1219,7 +1219,7 @@
     <w:r>
       <w:tab/>
       <w:tab/>
-      <w:t>2026-03-04</w:t>
+      <w:t>2026-03-05</w:t>
       <w:br/>
       <w:br/>
     </w:r>

--- a/klagomål/A 59971-2025 FSC-klagomål.docx
+++ b/klagomål/A 59971-2025 FSC-klagomål.docx
@@ -1219,7 +1219,7 @@
     <w:r>
       <w:tab/>
       <w:tab/>
-      <w:t>2026-03-05</w:t>
+      <w:t>2026-03-06</w:t>
       <w:br/>
       <w:br/>
     </w:r>

--- a/klagomål/A 59971-2025 FSC-klagomål.docx
+++ b/klagomål/A 59971-2025 FSC-klagomål.docx
@@ -1219,7 +1219,7 @@
     <w:r>
       <w:tab/>
       <w:tab/>
-      <w:t>2026-03-06</w:t>
+      <w:t>2026-03-07</w:t>
       <w:br/>
       <w:br/>
     </w:r>

--- a/klagomål/A 59971-2025 FSC-klagomål.docx
+++ b/klagomål/A 59971-2025 FSC-klagomål.docx
@@ -1219,7 +1219,7 @@
     <w:r>
       <w:tab/>
       <w:tab/>
-      <w:t>2026-03-13</w:t>
+      <w:t>2026-03-16</w:t>
       <w:br/>
       <w:br/>
     </w:r>

--- a/klagomål/A 59971-2025 FSC-klagomål.docx
+++ b/klagomål/A 59971-2025 FSC-klagomål.docx
@@ -1219,7 +1219,7 @@
     <w:r>
       <w:tab/>
       <w:tab/>
-      <w:t>2026-03-16</w:t>
+      <w:t>2026-03-17</w:t>
       <w:br/>
       <w:br/>
     </w:r>

--- a/klagomål/A 59971-2025 FSC-klagomål.docx
+++ b/klagomål/A 59971-2025 FSC-klagomål.docx
@@ -1219,7 +1219,7 @@
     <w:r>
       <w:tab/>
       <w:tab/>
-      <w:t>2026-03-17</w:t>
+      <w:t>2026-03-18</w:t>
       <w:br/>
       <w:br/>
     </w:r>

--- a/klagomål/A 59971-2025 FSC-klagomål.docx
+++ b/klagomål/A 59971-2025 FSC-klagomål.docx
@@ -1219,7 +1219,7 @@
     <w:r>
       <w:tab/>
       <w:tab/>
-      <w:t>2026-03-18</w:t>
+      <w:t>2026-03-19</w:t>
       <w:br/>
       <w:br/>
     </w:r>

--- a/klagomål/A 59971-2025 FSC-klagomål.docx
+++ b/klagomål/A 59971-2025 FSC-klagomål.docx
@@ -1219,7 +1219,7 @@
     <w:r>
       <w:tab/>
       <w:tab/>
-      <w:t>2026-03-19</w:t>
+      <w:t>2026-03-20</w:t>
       <w:br/>
       <w:br/>
     </w:r>

--- a/klagomål/A 59971-2025 FSC-klagomål.docx
+++ b/klagomål/A 59971-2025 FSC-klagomål.docx
@@ -1219,7 +1219,7 @@
     <w:r>
       <w:tab/>
       <w:tab/>
-      <w:t>2026-03-20</w:t>
+      <w:t>2026-03-21</w:t>
       <w:br/>
       <w:br/>
     </w:r>

--- a/klagomål/A 59971-2025 FSC-klagomål.docx
+++ b/klagomål/A 59971-2025 FSC-klagomål.docx
@@ -1219,7 +1219,7 @@
     <w:r>
       <w:tab/>
       <w:tab/>
-      <w:t>2026-03-21</w:t>
+      <w:t>2026-03-22</w:t>
       <w:br/>
       <w:br/>
     </w:r>

--- a/klagomål/A 59971-2025 FSC-klagomål.docx
+++ b/klagomål/A 59971-2025 FSC-klagomål.docx
@@ -1219,7 +1219,7 @@
     <w:r>
       <w:tab/>
       <w:tab/>
-      <w:t>2026-03-22</w:t>
+      <w:t>2026-03-23</w:t>
       <w:br/>
       <w:br/>
     </w:r>

--- a/klagomål/A 59971-2025 FSC-klagomål.docx
+++ b/klagomål/A 59971-2025 FSC-klagomål.docx
@@ -1219,7 +1219,7 @@
     <w:r>
       <w:tab/>
       <w:tab/>
-      <w:t>2026-03-23</w:t>
+      <w:t>2026-03-24</w:t>
       <w:br/>
       <w:br/>
     </w:r>

--- a/klagomål/A 59971-2025 FSC-klagomål.docx
+++ b/klagomål/A 59971-2025 FSC-klagomål.docx
@@ -1219,7 +1219,7 @@
     <w:r>
       <w:tab/>
       <w:tab/>
-      <w:t>2026-03-24</w:t>
+      <w:t>2026-03-25</w:t>
       <w:br/>
       <w:br/>
     </w:r>

--- a/klagomål/A 59971-2025 FSC-klagomål.docx
+++ b/klagomål/A 59971-2025 FSC-klagomål.docx
@@ -1219,7 +1219,7 @@
     <w:r>
       <w:tab/>
       <w:tab/>
-      <w:t>2026-03-25</w:t>
+      <w:t>2026-03-26</w:t>
       <w:br/>
       <w:br/>
     </w:r>

--- a/klagomål/A 59971-2025 FSC-klagomål.docx
+++ b/klagomål/A 59971-2025 FSC-klagomål.docx
@@ -1219,7 +1219,7 @@
     <w:r>
       <w:tab/>
       <w:tab/>
-      <w:t>2026-03-26</w:t>
+      <w:t>2026-03-27</w:t>
       <w:br/>
       <w:br/>
     </w:r>

--- a/klagomål/A 59971-2025 FSC-klagomål.docx
+++ b/klagomål/A 59971-2025 FSC-klagomål.docx
@@ -1219,7 +1219,7 @@
     <w:r>
       <w:tab/>
       <w:tab/>
-      <w:t>2026-03-27</w:t>
+      <w:t>2026-03-28</w:t>
       <w:br/>
       <w:br/>
     </w:r>

--- a/klagomål/A 59971-2025 FSC-klagomål.docx
+++ b/klagomål/A 59971-2025 FSC-klagomål.docx
@@ -1219,7 +1219,7 @@
     <w:r>
       <w:tab/>
       <w:tab/>
-      <w:t>2026-04-14</w:t>
+      <w:t>2026-04-15</w:t>
       <w:br/>
       <w:br/>
     </w:r>

--- a/klagomål/A 59971-2025 FSC-klagomål.docx
+++ b/klagomål/A 59971-2025 FSC-klagomål.docx
@@ -1219,7 +1219,7 @@
     <w:r>
       <w:tab/>
       <w:tab/>
-      <w:t>2026-04-15</w:t>
+      <w:t>2026-04-16</w:t>
       <w:br/>
       <w:br/>
     </w:r>

--- a/klagomål/A 59971-2025 FSC-klagomål.docx
+++ b/klagomål/A 59971-2025 FSC-klagomål.docx
@@ -1219,7 +1219,7 @@
     <w:r>
       <w:tab/>
       <w:tab/>
-      <w:t>2026-04-16</w:t>
+      <w:t>2026-04-17</w:t>
       <w:br/>
       <w:br/>
     </w:r>

--- a/klagomål/A 59971-2025 FSC-klagomål.docx
+++ b/klagomål/A 59971-2025 FSC-klagomål.docx
@@ -1219,7 +1219,7 @@
     <w:r>
       <w:tab/>
       <w:tab/>
-      <w:t>2026-04-17</w:t>
+      <w:t>2026-04-18</w:t>
       <w:br/>
       <w:br/>
     </w:r>

--- a/klagomål/A 59971-2025 FSC-klagomål.docx
+++ b/klagomål/A 59971-2025 FSC-klagomål.docx
@@ -1219,7 +1219,7 @@
     <w:r>
       <w:tab/>
       <w:tab/>
-      <w:t>2026-04-18</w:t>
+      <w:t>2026-04-19</w:t>
       <w:br/>
       <w:br/>
     </w:r>

--- a/klagomål/A 59971-2025 FSC-klagomål.docx
+++ b/klagomål/A 59971-2025 FSC-klagomål.docx
@@ -1219,7 +1219,7 @@
     <w:r>
       <w:tab/>
       <w:tab/>
-      <w:t>2026-04-19</w:t>
+      <w:t>2026-04-20</w:t>
       <w:br/>
       <w:br/>
     </w:r>

--- a/klagomål/A 59971-2025 FSC-klagomål.docx
+++ b/klagomål/A 59971-2025 FSC-klagomål.docx
@@ -1219,7 +1219,7 @@
     <w:r>
       <w:tab/>
       <w:tab/>
-      <w:t>2026-04-20</w:t>
+      <w:t>2026-04-21</w:t>
       <w:br/>
       <w:br/>
     </w:r>

--- a/klagomål/A 59971-2025 FSC-klagomål.docx
+++ b/klagomål/A 59971-2025 FSC-klagomål.docx
@@ -1219,7 +1219,7 @@
     <w:r>
       <w:tab/>
       <w:tab/>
-      <w:t>2026-04-21</w:t>
+      <w:t>2026-04-22</w:t>
       <w:br/>
       <w:br/>
     </w:r>

--- a/klagomål/A 59971-2025 FSC-klagomål.docx
+++ b/klagomål/A 59971-2025 FSC-klagomål.docx
@@ -1219,7 +1219,7 @@
     <w:r>
       <w:tab/>
       <w:tab/>
-      <w:t>2026-04-22</w:t>
+      <w:t>2026-04-23</w:t>
       <w:br/>
       <w:br/>
     </w:r>

--- a/klagomål/A 59971-2025 FSC-klagomål.docx
+++ b/klagomål/A 59971-2025 FSC-klagomål.docx
@@ -1219,7 +1219,7 @@
     <w:r>
       <w:tab/>
       <w:tab/>
-      <w:t>2026-04-23</w:t>
+      <w:t>2026-04-24</w:t>
       <w:br/>
       <w:br/>
     </w:r>

--- a/klagomål/A 59971-2025 FSC-klagomål.docx
+++ b/klagomål/A 59971-2025 FSC-klagomål.docx
@@ -1219,7 +1219,7 @@
     <w:r>
       <w:tab/>
       <w:tab/>
-      <w:t>2026-04-24</w:t>
+      <w:t>2026-04-25</w:t>
       <w:br/>
       <w:br/>
     </w:r>

--- a/klagomål/A 59971-2025 FSC-klagomål.docx
+++ b/klagomål/A 59971-2025 FSC-klagomål.docx
@@ -1219,7 +1219,7 @@
     <w:r>
       <w:tab/>
       <w:tab/>
-      <w:t>2026-05-16</w:t>
+      <w:t>2026-05-17</w:t>
       <w:br/>
       <w:br/>
     </w:r>

--- a/klagomål/A 59971-2025 FSC-klagomål.docx
+++ b/klagomål/A 59971-2025 FSC-klagomål.docx
@@ -1219,7 +1219,7 @@
     <w:r>
       <w:tab/>
       <w:tab/>
-      <w:t>2026-05-17</w:t>
+      <w:t>2026-05-18</w:t>
       <w:br/>
       <w:br/>
     </w:r>

--- a/klagomål/A 59971-2025 FSC-klagomål.docx
+++ b/klagomål/A 59971-2025 FSC-klagomål.docx
@@ -1219,7 +1219,7 @@
     <w:r>
       <w:tab/>
       <w:tab/>
-      <w:t>2026-05-18</w:t>
+      <w:t>2026-05-19</w:t>
       <w:br/>
       <w:br/>
     </w:r>

--- a/klagomål/A 59971-2025 FSC-klagomål.docx
+++ b/klagomål/A 59971-2025 FSC-klagomål.docx
@@ -1219,7 +1219,7 @@
     <w:r>
       <w:tab/>
       <w:tab/>
-      <w:t>2026-05-19</w:t>
+      <w:t>2026-05-20</w:t>
       <w:br/>
       <w:br/>
     </w:r>

--- a/klagomål/A 59971-2025 FSC-klagomål.docx
+++ b/klagomål/A 59971-2025 FSC-klagomål.docx
@@ -1219,7 +1219,7 @@
     <w:r>
       <w:tab/>
       <w:tab/>
-      <w:t>2026-05-20</w:t>
+      <w:t>2026-05-21</w:t>
       <w:br/>
       <w:br/>
     </w:r>

--- a/klagomål/A 59971-2025 FSC-klagomål.docx
+++ b/klagomål/A 59971-2025 FSC-klagomål.docx
@@ -1219,7 +1219,7 @@
     <w:r>
       <w:tab/>
       <w:tab/>
-      <w:t>2026-05-21</w:t>
+      <w:t>2026-05-22</w:t>
       <w:br/>
       <w:br/>
     </w:r>

--- a/klagomål/A 59971-2025 FSC-klagomål.docx
+++ b/klagomål/A 59971-2025 FSC-klagomål.docx
@@ -1219,7 +1219,7 @@
     <w:r>
       <w:tab/>
       <w:tab/>
-      <w:t>2026-05-22</w:t>
+      <w:t>2026-05-23</w:t>
       <w:br/>
       <w:br/>
     </w:r>

--- a/klagomål/A 59971-2025 FSC-klagomål.docx
+++ b/klagomål/A 59971-2025 FSC-klagomål.docx
@@ -1219,7 +1219,7 @@
     <w:r>
       <w:tab/>
       <w:tab/>
-      <w:t>2026-05-23</w:t>
+      <w:t>2026-05-24</w:t>
       <w:br/>
       <w:br/>
     </w:r>

--- a/klagomål/A 59971-2025 FSC-klagomål.docx
+++ b/klagomål/A 59971-2025 FSC-klagomål.docx
@@ -1219,7 +1219,7 @@
     <w:r>
       <w:tab/>
       <w:tab/>
-      <w:t>2026-05-24</w:t>
+      <w:t>2026-05-25</w:t>
       <w:br/>
       <w:br/>
     </w:r>

--- a/klagomål/A 59971-2025 FSC-klagomål.docx
+++ b/klagomål/A 59971-2025 FSC-klagomål.docx
@@ -1219,7 +1219,7 @@
     <w:r>
       <w:tab/>
       <w:tab/>
-      <w:t>2026-05-25</w:t>
+      <w:t>2026-05-26</w:t>
       <w:br/>
       <w:br/>
     </w:r>

--- a/klagomål/A 59971-2025 FSC-klagomål.docx
+++ b/klagomål/A 59971-2025 FSC-klagomål.docx
@@ -1219,7 +1219,7 @@
     <w:r>
       <w:tab/>
       <w:tab/>
-      <w:t>2026-05-26</w:t>
+      <w:t>2026-05-27</w:t>
       <w:br/>
       <w:br/>
     </w:r>

--- a/klagomål/A 59971-2025 FSC-klagomål.docx
+++ b/klagomål/A 59971-2025 FSC-klagomål.docx
@@ -1219,7 +1219,7 @@
     <w:r>
       <w:tab/>
       <w:tab/>
-      <w:t>2026-05-27</w:t>
+      <w:t>2026-05-28</w:t>
       <w:br/>
       <w:br/>
     </w:r>

--- a/klagomål/A 59971-2025 FSC-klagomål.docx
+++ b/klagomål/A 59971-2025 FSC-klagomål.docx
@@ -1219,7 +1219,7 @@
     <w:r>
       <w:tab/>
       <w:tab/>
-      <w:t>2026-05-28</w:t>
+      <w:t>2026-05-29</w:t>
       <w:br/>
       <w:br/>
     </w:r>

--- a/klagomål/A 59971-2025 FSC-klagomål.docx
+++ b/klagomål/A 59971-2025 FSC-klagomål.docx
@@ -1219,7 +1219,7 @@
     <w:r>
       <w:tab/>
       <w:tab/>
-      <w:t>2026-05-29</w:t>
+      <w:t>2026-05-30</w:t>
       <w:br/>
       <w:br/>
     </w:r>

--- a/klagomål/A 59971-2025 FSC-klagomål.docx
+++ b/klagomål/A 59971-2025 FSC-klagomål.docx
@@ -1219,7 +1219,7 @@
     <w:r>
       <w:tab/>
       <w:tab/>
-      <w:t>2026-05-30</w:t>
+      <w:t>2026-05-31</w:t>
       <w:br/>
       <w:br/>
     </w:r>

--- a/klagomål/A 59971-2025 FSC-klagomål.docx
+++ b/klagomål/A 59971-2025 FSC-klagomål.docx
@@ -1219,7 +1219,7 @@
     <w:r>
       <w:tab/>
       <w:tab/>
-      <w:t>2026-05-31</w:t>
+      <w:t>2026-06-01</w:t>
       <w:br/>
       <w:br/>
     </w:r>

--- a/klagomål/A 59971-2025 FSC-klagomål.docx
+++ b/klagomål/A 59971-2025 FSC-klagomål.docx
@@ -1219,7 +1219,7 @@
     <w:r>
       <w:tab/>
       <w:tab/>
-      <w:t>2026-06-01</w:t>
+      <w:t>2026-06-02</w:t>
       <w:br/>
       <w:br/>
     </w:r>

--- a/klagomål/A 59971-2025 FSC-klagomål.docx
+++ b/klagomål/A 59971-2025 FSC-klagomål.docx
@@ -1219,7 +1219,7 @@
     <w:r>
       <w:tab/>
       <w:tab/>
-      <w:t>2026-06-02</w:t>
+      <w:t>2026-06-03</w:t>
       <w:br/>
       <w:br/>
     </w:r>

--- a/klagomål/A 59971-2025 FSC-klagomål.docx
+++ b/klagomål/A 59971-2025 FSC-klagomål.docx
@@ -1219,7 +1219,7 @@
     <w:r>
       <w:tab/>
       <w:tab/>
-      <w:t>2026-06-03</w:t>
+      <w:t>2026-06-04</w:t>
       <w:br/>
       <w:br/>
     </w:r>

--- a/klagomål/A 59971-2025 FSC-klagomål.docx
+++ b/klagomål/A 59971-2025 FSC-klagomål.docx
@@ -1219,7 +1219,7 @@
     <w:r>
       <w:tab/>
       <w:tab/>
-      <w:t>2026-06-04</w:t>
+      <w:t>2026-06-05</w:t>
       <w:br/>
       <w:br/>
     </w:r>

--- a/klagomål/A 59971-2025 FSC-klagomål.docx
+++ b/klagomål/A 59971-2025 FSC-klagomål.docx
@@ -1219,7 +1219,7 @@
     <w:r>
       <w:tab/>
       <w:tab/>
-      <w:t>2026-06-05</w:t>
+      <w:t>2026-06-06</w:t>
       <w:br/>
       <w:br/>
     </w:r>

--- a/klagomål/A 59971-2025 FSC-klagomål.docx
+++ b/klagomål/A 59971-2025 FSC-klagomål.docx
@@ -1219,7 +1219,7 @@
     <w:r>
       <w:tab/>
       <w:tab/>
-      <w:t>2026-06-06</w:t>
+      <w:t>2026-06-07</w:t>
       <w:br/>
       <w:br/>
     </w:r>

--- a/klagomål/A 59971-2025 FSC-klagomål.docx
+++ b/klagomål/A 59971-2025 FSC-klagomål.docx
@@ -1219,7 +1219,7 @@
     <w:r>
       <w:tab/>
       <w:tab/>
-      <w:t>2026-06-07</w:t>
+      <w:t>2026-06-08</w:t>
       <w:br/>
       <w:br/>
     </w:r>
